--- a/influencer_submission/jim/manuscript_jim.docx
+++ b/influencer_submission/jim/manuscript_jim.docx
@@ -2371,7 +2371,7 @@
         <w:pStyle w:val="FirstParagraph"/>
       </w:pPr>
       <w:r>
-        <w:t xml:space="preserve">All experiments used a 2,000-agent network, an 18-hour warm-up, a campaign of one post per seed injected at 18:00 on topic 0 unless stated otherwise, and a 48-hour observation window. Concentrated seeding used the three accounts with the most followers. Distributed seeding drew accounts at random from outside the top 5% by follower count until their total cost reached the budget; under equal-link pricing this required about 620 accounts. Accounts without followers are priced at one follower-equivalent, so that the budget buys a finite number of ordinary accounts. Replications were paired: within a replication both plans used the same network, personas, and random seed. We report means, paired differences with 95% percentile bootstrap intervals (4,000 resamples), and the share of replications in which concentrated seeding produced more adopters. The base and scheduler comparisons used 30 replications per cell, the elasticity sweep 15 (30 for β from 0.35 to 0.45 and at 0.60, where the intervals overlap zero), and the remaining experiments 20. Code and per-run results are provided as an anonymized supplementary archive. Generative AI (Claude, Anthropic) was used to write and run the simulation and analysis code and to draft and edit the manuscript text; the authors specified the model and take responsibility for the code, the results, and the text.</w:t>
+        <w:t xml:space="preserve">All experiments used a 2,000-agent network, an 18-hour warm-up, a campaign of one post per seed injected at 18:00 on topic 0 unless stated otherwise, and a 48-hour observation window. Concentrated seeding used the three accounts with the most followers. Distributed seeding drew accounts at random from outside the top 5% by follower count until their total cost reached the budget; under equal-link pricing this required about 620 accounts. Accounts without followers are priced at one follower-equivalent, so that the budget buys a finite number of ordinary accounts. Replications were paired: within a replication both plans used the same network, personas, and random seed. We report means, paired differences with 95% percentile bootstrap intervals (4,000 resamples), and the share of replications in which concentrated seeding produced more adopters. The base and scheduler comparisons used 30 replications per cell, the elasticity sweep 15 (30 for β from 0.35 to 0.45 and at 0.60, where the intervals overlap zero), and the remaining experiments 20. Code and per-run results are provided as an anonymized supplementary archive. Generative AI disclosure: the authors used Claude (Anthropic), accessed through the Claude Code coding assistant, in three ways. First, Claude wrote the Python code for the simulator, the experiments, the statistical analysis, and the SAGraph estimation from the authors’ written model specification, ran the experiments, and generated the tables and figures from the stored outputs. Second, Claude looked up bibliographic records (Crossref, arXiv) to complete the reference list and reformat it. Third, Claude edited and restructured the manuscript text, web appendix, and cover letter to fit the journal’s format. The simulator itself contains no language model, and no AI tool generated or altered data, images, or results other than through the code described. The authors reviewed the output and take full responsibility for the content.</w:t>
       </w:r>
     </w:p>
     <w:bookmarkEnd w:id="35"/>
